--- a/manuscript/tables/Manuscript_Tables_All.docx
+++ b/manuscript/tables/Manuscript_Tables_All.docx
@@ -31,7 +31,7 @@
           <w:color w:val="000000"/>
           <w:sz w:val="23"/>
         </w:rPr>
-        <w:t>Applying Causal Machine Learning and Multi-Omics Integration to Unravel Gene Regulatory Networks in Triple-Negative Breast Cancer (TNBC)</w:t>
+        <w:t>Integrating CRISPRi Perturbation Responses and Transcription-Factor Binding Priors for Regulatory Network Inference in Triple-Negative Breast Cancer</w:t>
       </w:r>
     </w:p>
     <w:p>
